--- a/docs/incidents/Pilot incidents, product view.docx
+++ b/docs/incidents/Pilot incidents, product view.docx
@@ -39,7 +39,7 @@
         <w:pStyle w:val="ListBullet"/>
       </w:pPr>
       <w:r>
-        <w:t>INC-01. A superseded refund window reached a customer. A published article had been replaced and both versions were retrievable.</w:t>
+        <w:t>INCIDENT-01. A superseded refund window reached a customer. A published article had been replaced and both versions were retrievable.</w:t>
       </w:r>
     </w:p>
     <w:p>
@@ -47,7 +47,7 @@
         <w:pStyle w:val="ListBullet"/>
       </w:pPr>
       <w:r>
-        <w:t>INC-02. Advice to disable a webhook retry stopped an account's inbound feed. The answer was correct in general and wrong for that account.</w:t>
+        <w:t>INCIDENT-02. Advice to disable a webhook retry stopped an account's inbound feed. The answer was correct in general and wrong for that account.</w:t>
       </w:r>
     </w:p>
     <w:p>
@@ -73,7 +73,7 @@
     </w:p>
     <w:p>
       <w:r>
-        <w:t>The brief for OPP-04 was written before both. It has not been revised.</w:t>
+        <w:t>The brief for OPPORTUNITY-04 was written before both. It has not been revised.</w:t>
       </w:r>
     </w:p>
     <w:p>
